--- a/testakten/erbstreit-krypto-multisig-edelmann-stuttgart/09_krypto_zugriffsstreit_constantin_vs_erbengemeinschaft.docx
+++ b/testakten/erbstreit-krypto-multisig-edelmann-stuttgart/09_krypto_zugriffsstreit_constantin_vs_erbengemeinschaft.docx
@@ -220,7 +220,7 @@
         <w:jc w:val="left"/>
       </w:pPr>
       <w:r>
-        <w:t>Hinzu kommt: Die On-Chain-Transaktionen (−0,80 BTC, −1,20 BTC, −8 ETH, −2 ETH) könnten als Schenkungen i.S.d. § 2325 BGB qualifiziert werden — aber nur die an Constantin weiterfließenden Beträge, nicht das gesamte Wallet. Und für § 2325 BGB hat das ohnehin den Effekt, Henrikes Ergänzungsanspruch zu stärken (→ Aktenstück 11).</w:t>
+        <w:t>Hinzu kommt: Die On-Chain-Transaktionen (−0,80 BTC, −1,20 BTC, −8 ETH, −2 ETH) könnten als Schenkungen i.S.d. Paragraf 2325 BGB qualifiziert werden — aber nur die an Constantin weiterfließenden Beträge, nicht das gesamte Wallet. Und für Paragraf 2325 BGB hat das ohnehin den Effekt, Henrikes Ergänzungsanspruch zu stärken (→ Aktenstück 11).</w:t>
       </w:r>
     </w:p>
     <w:p>
@@ -277,7 +277,7 @@
         <w:jc w:val="left"/>
       </w:pPr>
       <w:r>
-        <w:t>Da Constantin ausgeschlagen hat (§ 1953 BGB), gilt er als von Anfang an nicht Erbe. Er hat keine Rechte als Mitglied der Erbengemeinschaft. Insbesondere hat er keine Verwaltungsbefugnis nach § 2038 BGB.</w:t>
+        <w:t>Da Constantin ausgeschlagen hat (Paragraf 1953 BGB), gilt er als von Anfang an nicht Erbe. Er hat keine Rechte als Mitglied der Erbengemeinschaft. Insbesondere hat er keine Verwaltungsbefugnis nach Paragraf 2038 BGB.</w:t>
       </w:r>
     </w:p>
     <w:p/>
@@ -308,7 +308,7 @@
         <w:jc w:val="left"/>
       </w:pPr>
       <w:r>
-        <w:t>Die Erbengemeinschaft kann beim LG Stuttgart (zuständig nach § 32 ZPO für Deliktshandlungen am Wallet-Ort, hilfsweise § 12 ZPO allg. Gerichtsstand Berlin Constantin) eine einstweilige Verfügung beantragen, die Constantin bei Meidung von Ordnungsgeld untersagt, auf die Wallet zuzugreifen oder Schlüssel zu nutzen, ohne Zustimmung der Erbengemeinschaft.</w:t>
+        <w:t>Die Erbengemeinschaft kann beim LG Stuttgart (zuständig nach Paragraf 32 ZPO für Deliktshandlungen am Wallet-Ort, hilfsweise Paragraf 12 ZPO allg. Gerichtsstand Berlin Constantin) eine einstweilige Verfügung beantragen, die Constantin bei Meidung von Ordnungsgeld untersagt, auf die Wallet zuzugreifen oder Schlüssel zu nutzen, ohne Zustimmung der Erbengemeinschaft.</w:t>
       </w:r>
     </w:p>
     <w:p>
@@ -327,7 +327,7 @@
         <w:pStyle w:val="ListBullet"/>
       </w:pPr>
       <w:r>
-        <w:t>Verfügungsanspruch: § 1004 BGB analog (Eigentumsbeeinträchtigung durch drohenden Eingriff), § 2039 BGB (Nachlassansprüche durch einzelne Erben geltend machbar).</w:t>
+        <w:t>Verfügungsanspruch: Paragraf 1004 BGB analog (Eigentumsbeeinträchtigung durch drohenden Eingriff), Paragraf 2039 BGB (Nachlassansprüche durch einzelne Erben geltend machbar).</w:t>
       </w:r>
     </w:p>
     <w:p>
@@ -360,7 +360,7 @@
         <w:rPr>
           <w:rFonts w:ascii="Times New Roman" w:hAnsi="Times New Roman"/>
         </w:rPr>
-        <w:t>4.2 Anordnung der Nachlassverwaltung (§ 1975 ff. BGB)</w:t>
+        <w:t>4.2 Anordnung der Nachlassverwaltung (Paragraf 1975 ff. BGB)</w:t>
       </w:r>
     </w:p>
     <w:p>
@@ -379,7 +379,7 @@
         <w:rPr>
           <w:rFonts w:ascii="Times New Roman" w:hAnsi="Times New Roman"/>
         </w:rPr>
-        <w:t>4.3 Antrag auf Sicherungsanordnung nach § 1960 BGB</w:t>
+        <w:t>4.3 Antrag auf Sicherungsanordnung nach Paragraf 1960 BGB</w:t>
       </w:r>
     </w:p>
     <w:p>
@@ -420,7 +420,7 @@
         <w:jc w:val="left"/>
       </w:pPr>
       <w:r>
-        <w:t>Eine Strafanzeige wegen § 263a StGB (Computerbetrug) oder § 246 StGB (Unterschlagung) käme in Betracht, wenn Constantin faktisch unbefugt auf die Wallet zugreift. Derzeit hat er noch nicht zugegriffen; die Drohung allein reicht strafrechtlich nicht aus. Die Strafanzeige ist für den Moment, in dem ein unberechtigter Transfer stattfindet, vorzubereiten.</w:t>
+        <w:t>Eine Strafanzeige wegen Paragraf 263a StGB (Computerbetrug) oder Paragraf 246 StGB (Unterschlagung) käme in Betracht, wenn Constantin faktisch unbefugt auf die Wallet zugreift. Derzeit hat er noch nicht zugegriffen; die Drohung allein reicht strafrechtlich nicht aus. Die Strafanzeige ist für den Moment, in dem ein unberechtigter Transfer stattfindet, vorzubereiten.</w:t>
       </w:r>
     </w:p>
     <w:p/>
@@ -432,7 +432,7 @@
         <w:rPr>
           <w:rFonts w:ascii="Times New Roman" w:hAnsi="Times New Roman"/>
         </w:rPr>
-        <w:t>5. Schliessfach-Problem: Volksbank Esslingen</w:t>
+        <w:t>5. Schließfach-Problem: Volksbank Esslingen</w:t>
       </w:r>
     </w:p>
     <w:p>
@@ -487,7 +487,7 @@
         <w:jc w:val="left"/>
       </w:pPr>
       <w:r>
-        <w:t>Jeder Tag, an dem Constantin auf die Wallet zugreift (falls er einen Weg findet), ist ein irreversibler Verlust für die Erbengemeinschaft. Blockchain-Transaktionen können nicht rückgängig gemacht werden. Die zivilrechtliche Haftung Constantins (§ 812, § 823 BGB) ist theoretisch gegeben, aber praktisch schwer durchzusetzen, wenn er die Werte ins Ausland oder in Mixer-Dienste überführt.</w:t>
+        <w:t>Jeder Tag, an dem Constantin auf die Wallet zugreift (falls er einen Weg findet), ist ein irreversibler Verlust für die Erbengemeinschaft. Blockchain-Transaktionen können nicht rückgängig gemacht werden. Die zivilrechtliche Haftung Constantins (Paragraf 812, Paragraf 823 BGB) ist theoretisch gegeben, aber praktisch schwer durchzusetzen, wenn er die Werte ins Ausland oder in Mixer-Dienste überführt.</w:t>
       </w:r>
     </w:p>
     <w:p>
@@ -501,7 +501,7 @@
         <w:t>Dringlichkeitsvermerk:</w:t>
       </w:r>
       <w:r>
-        <w:t xml:space="preserve"> Antrag auf einstweilige Verfügung und Sicherungsanordnung § 1960 BGB sind vorrangig — noch diese Woche.</w:t>
+        <w:t xml:space="preserve"> Antrag auf einstweilige Verfügung und Sicherungsanordnung Paragraf 1960 BGB sind vorrangig — noch diese Woche.</w:t>
       </w:r>
     </w:p>
     <w:sectPr>
